--- a/books/new-testament/galatians/003/galatians-3-24-g3807-tutor.docx
+++ b/books/new-testament/galatians/003/galatians-3-24-g3807-tutor.docx
@@ -25,7 +25,7 @@
     </w:p>
     <w:p>
       <w:r>
-        <w:t xml:space="preserve">The Greek word paidagōgos refers to a guardian, disciplinarian, or moral guide entrusted with the supervision of a child. In Greco-Roman culture, this was typically a trusted slave who escorted a young boy to school, enforced strict discipline, and protected him from physical and moral harm until he reached adulthood. The paidagōgos was not the academic teacher himself, but rather the strict escort who kept the child in line. Metaphorically, it describes the Mosaic Law, which served as a temporary, restrictive, and disciplining force to reveal sin and safely guard humanity until the arrival of Christ, who brings spiritual maturity and justification by faith. </w:t>
+        <w:t>The Greek word paidagōgos refers to a trusted household servant or guardian in Greco-Roman society charged with the moral supervision, discipline, and protection of a young boy until he reached maturity. In Galatians 3:24, Paul uses this vivid cultural metaphor to describe the temporary, preparatory role of the Mosaic Law. The Law was not the ultimate teacher or savior, but a strict guardian designed to expose sin, protect Israel, and point them toward their need for justification by faith in Christ. Once faith has come, the believer is no longer under this restrictive custody but enjoys the full rights of adult sonship.</w:t>
       </w:r>
     </w:p>
     <w:p/>
@@ -53,22 +53,22 @@
     </w:p>
     <w:p>
       <w:r>
-        <w:t>• Etymologically, the word is a compound of pais (a child or boy) and agō (to lead, guide, or bring).</w:t>
-      </w:r>
-    </w:p>
-    <w:p>
-      <w:r>
-        <w:t>• In the ancient Greco-Roman world, wealthy families employed a paidagōgos—often an older, trusted slave—to oversee their sons from roughly age six to sixteen.</w:t>
-      </w:r>
-    </w:p>
-    <w:p>
-      <w:r>
-        <w:t>• His job was not to teach academics (that was the role of the didaskalos, the schoolmaster). Instead, his job was behavioral and protective. He taught morals, enforced manners, administered physical discipline (often depicted in ancient art carrying a rod or cane), and escorted the boy safely through the streets to the actual teacher.</w:t>
-      </w:r>
-    </w:p>
-    <w:p>
-      <w:r>
-        <w:t>• Crucially, the role of the paidagōgos was strictly temporary. Once the boy came of age and received the toga of adulthood, the guardian's authority over him permanently ended.</w:t>
+        <w:t xml:space="preserve">The term paidagōgos is a compound of pais (child) and agōgos (leader or guide, from the verb agō, to lead). Literally translating to "child-leader," the word describes a distinct and highly visible role in ancient Greek and Roman households. </w:t>
+      </w:r>
+    </w:p>
+    <w:p>
+      <w:r>
+        <w:t>• A paidagōgos was not the schoolmaster or academic teacher (didaskalos). Rather, he was a trusted slave or household servant assigned to a young boy from about age six until puberty or early manhood.</w:t>
+      </w:r>
+    </w:p>
+    <w:p>
+      <w:r>
+        <w:t>• His duties were custodial and disciplinary. He accompanied the boy everywhere—to school, the gym, and social gatherings—carrying his books, protecting him from physical and moral dangers, enforcing manners, and administering physical discipline when necessary.</w:t>
+      </w:r>
+    </w:p>
+    <w:p>
+      <w:r>
+        <w:t>• In ancient art and literature, the paidagōgos is often depicted as a stern, unyielding figure holding a rod or cane, wearing a simple cloak, and sporting a rough beard. He was associated with constraint, supervision, and correction rather than intellectual enlightenment. His authority was absolute over the child, yet temporary, expiring immediately when the child was declared a mature heir by his father.</w:t>
       </w:r>
     </w:p>
     <w:p/>
@@ -87,17 +87,22 @@
     </w:p>
     <w:p>
       <w:r>
-        <w:t>• The word denotes a boy-leader, a child-tender, a strict guardian, or a disciplinarian.</w:t>
-      </w:r>
-    </w:p>
-    <w:p>
-      <w:r>
-        <w:t>• Older English versions translated this as "schoolmaster" (KJV), and modern versions often use "tutor" (NKJV, NASB) or "guardian" (ESV, NIV).</w:t>
-      </w:r>
-    </w:p>
-    <w:p>
-      <w:r>
-        <w:t>• While "tutor" is a standard translation, the modern English concept of an academic tutor misses the ancient emphasis on strict moral oversight, physical discipline, and the escorting function. The paidagōgos was fundamentally a disciplinarian who held the child in custody.</w:t>
+        <w:t xml:space="preserve">The noun paidagōgos denotes a guardian, tutor, or custodian who supervises children. </w:t>
+      </w:r>
+    </w:p>
+    <w:p>
+      <w:r>
+        <w:t>• It refers to a person, usually of servile status, tasked with the physical oversight, safety, and moral training of a child prior to adulthood.</w:t>
+      </w:r>
+    </w:p>
+    <w:p>
+      <w:r>
+        <w:t>• It describes a temporary, disciplinary office that terminates when the ward reaches the age of maturity.</w:t>
+      </w:r>
+    </w:p>
+    <w:p>
+      <w:r>
+        <w:t>• It carries the strong connotation of restriction, custody, and preparatory discipline, rather than creative instruction or nurture.</w:t>
       </w:r>
     </w:p>
     <w:p/>
@@ -116,17 +121,7 @@
     </w:p>
     <w:p>
       <w:r>
-        <w:t>• The imagery invokes restriction, discipline, and preparation. A child under a paidagōgos lacked true freedom; his schedule, behavior, and movements were strictly controlled.</w:t>
-      </w:r>
-    </w:p>
-    <w:p>
-      <w:r>
-        <w:t>• The word highlights a contrast in status. Though the child was the heir of the household, while under the paidagōgos, his daily experience was little different from being a slave, constantly under the watchful, exacting eye of a master.</w:t>
-      </w:r>
-    </w:p>
-    <w:p>
-      <w:r>
-        <w:t>• The ultimate goal of the paidagōgos was to make himself obsolete. His strict leadership was intended to prepare the child for mature, responsible adulthood.</w:t>
+        <w:t>The word pictures a helper who is strict, unyielding, and protective. The paidagōgos did not teach academic subjects but ensured the child arrived safely at the feet of the teacher and behaved properly along the way. This imagery illustrates a protective custody that is highly restrictive. The child under a paidagōgos has no real freedom; his daily schedule, actions, and companions are entirely regulated. By using this word, Paul illustrates that those under the Law were kept in a state of spiritual minority, hemmed in by boundaries and regulations, waiting for the freedom of maturity.</w:t>
       </w:r>
     </w:p>
     <w:p/>
@@ -145,22 +140,17 @@
     </w:p>
     <w:p>
       <w:r>
-        <w:t>• By applying this word to the Mosaic Law, Paul masterfully explains both the divine purpose and the inherent limitations of the Old Covenant.</w:t>
-      </w:r>
-    </w:p>
-    <w:p>
-      <w:r>
-        <w:t>• The Law was given by God as a necessary guardian. It provided a strict moral framework that protected humanity from absolute moral decay and revealed the devastating nature of sin. It kept God's people "under guard" (Galatians 3:23).</w:t>
-      </w:r>
-    </w:p>
-    <w:p>
-      <w:r>
-        <w:t>• The Law was never meant to be the savior, just as the paidagōgos was not the ultimate teacher. The Law used strict discipline to expose human failure, thereby leading us by the hand to the feet of the true Teacher and Savior: Jesus Christ.</w:t>
-      </w:r>
-    </w:p>
-    <w:p>
-      <w:r>
-        <w:t>• Once a person is justified by faith in Christ, they transition from spiritual childhood to spiritual adulthood. Consequently, the theological necessity of the Law as a strict disciplinarian is finished. To demand that a Christian live under the Law is as absurd as a grown man submitting himself to the childhood slave who used to walk him to school.</w:t>
+        <w:t>• The Temporary Nature of the Mosaic Covenant: The Law was never intended to be a permanent system of salvation or a perpetual way of life for God's people. It had a defined beginning (430 years after Abraham) and a defined end (the coming of Christ).</w:t>
+      </w:r>
+    </w:p>
+    <w:p>
+      <w:r>
+        <w:t>• The Convicting Role of the Law: By setting up strict standards of behavior and enforcing them with discipline, the Law exposes transgression and shuts up everyone under sin. It acts as a mirror that reveals spiritual helplessness, showing the sinner their inability to save themselves.</w:t>
+      </w:r>
+    </w:p>
+    <w:p>
+      <w:r>
+        <w:t>• Justification by Faith: The paidagōgos cannot grant inheritance or maturity; it can only deliver the child to the father's house. Similarly, the Law cannot justify; it prepares the heart for the justification that comes only through faith in Christ.</w:t>
       </w:r>
     </w:p>
     <w:p/>
@@ -179,17 +169,12 @@
     </w:p>
     <w:p>
       <w:r>
-        <w:t>• In Galatians 3:24, Paul concludes a pivotal argument against the Judaizers, who insisted that Gentile Christians must keep the Law of Moses to be saved.</w:t>
-      </w:r>
-    </w:p>
-    <w:p>
-      <w:r>
-        <w:t>• Paul writes, "Therefore the law was our tutor to bring us to Christ." He validates the Law's historical purpose—it was a necessary escort. It showed Israel their absolute inability to achieve righteousness on their own, severely punishing infractions to highlight the holiness of God.</w:t>
-      </w:r>
-    </w:p>
-    <w:p>
-      <w:r>
-        <w:t>• However, Paul immediately follows this in verse 25 by stating, "But after faith has come, we are no longer under a tutor." The arrival of Christ renders the paidagōgos obsolete. The believer is now an adult son, led by the Spirit, fully justified by faith, and no longer requiring the harsh supervision of the old guardian.</w:t>
+        <w:t>In Galatians 3:23-25, Paul contrasts the era of "under the law" with the era of "faith." Before faith came, Israel was kept under guard, confined by the Law. The Law acted as our paidagōgos "to bring us to Christ" (eis Christon). This phrase is both temporal and teleological; it means "until Christ came" and "with a view to Christ."</w:t>
+      </w:r>
+    </w:p>
+    <w:p>
+      <w:r>
+        <w:t>The Judaizers in Galatia were trying to force Gentile believers back under the Mosaic Law. Paul uses the paidagōgos metaphor to expose the absurdity of this effort. When Christ arrives, the believer's status changes from a minor child under a strict guardian to a mature heir who has direct access to the Father. To go back to the Law is equivalent to an adult choosing to put themselves back under the custody of a household slave. It is an unnecessary and regressive step backward in redemptive history.</w:t>
       </w:r>
     </w:p>
     <w:p/>
@@ -208,12 +193,17 @@
     </w:p>
     <w:p>
       <w:r>
-        <w:t>• The word paidagōgos occurs only three times in the New Testament (twice in Galatians 3, and once in 1 Corinthians).</w:t>
-      </w:r>
-    </w:p>
-    <w:p>
-      <w:r>
-        <w:t>• 1 Corinthians 4:15 – "For though you might have ten thousand instructors [paidagōgos] in Christ, yet you do not have many fathers; for in Christ Jesus I have begotten you through the gospel." Here, Paul contrasts the harsh, loveless discipline of a mere "instructor" or "guardian" with the tender, self-sacrificing love of a spiritual father.</w:t>
+        <w:t>• 1 Corinthians 4:15: "For though you might have ten thousand instructors in Christ, yet you do not have many fathers..." (Here, Paul contrasts the many strict guardians/instructors with his own role as their spiritual father who begot them through the gospel).</w:t>
+      </w:r>
+    </w:p>
+    <w:p>
+      <w:r>
+        <w:t>• Galatians 3:24: "Therefore the law was our tutor to bring us to Christ, that we might be justified by faith."</w:t>
+      </w:r>
+    </w:p>
+    <w:p>
+      <w:r>
+        <w:t>• Galatians 3:25: "But after faith has come, we are no longer under a tutor."</w:t>
       </w:r>
     </w:p>
     <w:p/>
@@ -232,7 +222,12 @@
     </w:p>
     <w:p>
       <w:r>
-        <w:t>• This word study solves a common pastoral dilemma: how to view the Old Testament Law. The Law is neither evil nor the ultimate standard for Christian living. It was a divinely appointed, temporary tool. We respect the paidagōgos for safely bringing us to Christ, but we rejoice that we now relate to God as mature sons and daughters through grace, not as children under the rod of a disciplinarian.</w:t>
+        <w:t>• Contrast with Teacher (didaskalos): It is critical for expositors not to confuse "tutor" (paidagōgos) with a modern schoolteacher. The paidagōgos did not impart the light of education; he enforced the rules of behavior. The Law did not give life or write itself on the heart; it hemmed in the behavior of Israel, preserving them as a distinct nation until the Messiah arrived.</w:t>
+      </w:r>
+    </w:p>
+    <w:p>
+      <w:r>
+        <w:t>• The Pastoral Application: Preachers can use this to show that the Law still functions as a paidagōgos in evangelism today. It convicts of sin, strips away self-righteousness, and drives a person to find relief and grace in Christ alone. It prepares the sinner to receive the Savior.</w:t>
       </w:r>
     </w:p>
     <w:p/>
@@ -251,27 +246,32 @@
     </w:p>
     <w:p>
       <w:r>
-        <w:t>• Bauer, W., Danker, F. W., Arndt, W. F., &amp; Gingrich, F. W. (BDAG), Greek-English Lexicon of the New Testament and Other Early Christian Literature.</w:t>
-      </w:r>
-    </w:p>
-    <w:p>
-      <w:r>
-        <w:t>• Kittel, G., Friedrich, G., &amp; Bromiley, G. W. (TDNT), Theological Dictionary of the New Testament.</w:t>
-      </w:r>
-    </w:p>
-    <w:p>
-      <w:r>
-        <w:t>• Vine, W. E., Vine's Complete Expository Dictionary of Old and New Testament Words.</w:t>
-      </w:r>
-    </w:p>
-    <w:p>
-      <w:r>
-        <w:t>• Zodhiates, S., The Complete Word Study Dictionary: New Testament.</w:t>
-      </w:r>
-    </w:p>
-    <w:p>
-      <w:r>
-        <w:t>• Wuest, K. S., Wuest's Word Studies from the Greek New Testament.</w:t>
+        <w:t>• Analytical Lexicon of the Greek New Testament</w:t>
+      </w:r>
+    </w:p>
+    <w:p>
+      <w:r>
+        <w:t>• Theological Dictionary of the New Testament</w:t>
+      </w:r>
+    </w:p>
+    <w:p>
+      <w:r>
+        <w:t>• Vine's Expository Dictionary of New Testament Words</w:t>
+      </w:r>
+    </w:p>
+    <w:p>
+      <w:r>
+        <w:t>• Word Pictures in the New Testament (A.T. Robertson)</w:t>
+      </w:r>
+    </w:p>
+    <w:p>
+      <w:r>
+        <w:t>• Expository Notes on the New Testament (Albert Barnes)</w:t>
+      </w:r>
+    </w:p>
+    <w:p>
+      <w:r>
+        <w:t>• The Epistle to the Galatians (F.F. Bruce)</w:t>
       </w:r>
     </w:p>
     <w:sectPr>
@@ -811,7 +811,7 @@
     <w:semiHidden/>
     <w:unhideWhenUsed/>
     <w:qFormat/>
-    <w:rsid w:val="00A44BD3"/>
+    <w:rsid w:val="00CD4BD6"/>
     <w:pPr>
       <w:keepNext/>
       <w:keepLines/>
@@ -834,7 +834,7 @@
     <w:semiHidden/>
     <w:unhideWhenUsed/>
     <w:qFormat/>
-    <w:rsid w:val="00A44BD3"/>
+    <w:rsid w:val="00CD4BD6"/>
     <w:pPr>
       <w:keepNext/>
       <w:keepLines/>
@@ -855,7 +855,7 @@
     <w:semiHidden/>
     <w:unhideWhenUsed/>
     <w:qFormat/>
-    <w:rsid w:val="00A44BD3"/>
+    <w:rsid w:val="00CD4BD6"/>
     <w:pPr>
       <w:keepNext/>
       <w:keepLines/>
@@ -878,7 +878,7 @@
     <w:semiHidden/>
     <w:unhideWhenUsed/>
     <w:qFormat/>
-    <w:rsid w:val="00A44BD3"/>
+    <w:rsid w:val="00CD4BD6"/>
     <w:pPr>
       <w:keepNext/>
       <w:keepLines/>
@@ -990,7 +990,7 @@
     <w:link w:val="Heading6"/>
     <w:uiPriority w:val="9"/>
     <w:semiHidden/>
-    <w:rsid w:val="00A44BD3"/>
+    <w:rsid w:val="00CD4BD6"/>
     <w:rPr>
       <w:rFonts w:eastAsiaTheme="majorEastAsia" w:cstheme="majorBidi"/>
       <w:i/>
@@ -1004,7 +1004,7 @@
     <w:link w:val="Heading7"/>
     <w:uiPriority w:val="9"/>
     <w:semiHidden/>
-    <w:rsid w:val="00A44BD3"/>
+    <w:rsid w:val="00CD4BD6"/>
     <w:rPr>
       <w:rFonts w:eastAsiaTheme="majorEastAsia" w:cstheme="majorBidi"/>
       <w:color w:val="595959" w:themeColor="text1" w:themeTint="A6"/>
@@ -1016,7 +1016,7 @@
     <w:link w:val="Heading8"/>
     <w:uiPriority w:val="9"/>
     <w:semiHidden/>
-    <w:rsid w:val="00A44BD3"/>
+    <w:rsid w:val="00CD4BD6"/>
     <w:rPr>
       <w:rFonts w:eastAsiaTheme="majorEastAsia" w:cstheme="majorBidi"/>
       <w:i/>
@@ -1030,7 +1030,7 @@
     <w:link w:val="Heading9"/>
     <w:uiPriority w:val="9"/>
     <w:semiHidden/>
-    <w:rsid w:val="00A44BD3"/>
+    <w:rsid w:val="00CD4BD6"/>
     <w:rPr>
       <w:rFonts w:eastAsiaTheme="majorEastAsia" w:cstheme="majorBidi"/>
       <w:color w:val="272727" w:themeColor="text1" w:themeTint="D8"/>
@@ -1043,7 +1043,7 @@
     <w:link w:val="TitleChar"/>
     <w:uiPriority w:val="10"/>
     <w:qFormat/>
-    <w:rsid w:val="00A44BD3"/>
+    <w:rsid w:val="00CD4BD6"/>
     <w:pPr>
       <w:spacing w:after="80" w:line="240" w:lineRule="auto"/>
       <w:contextualSpacing/>
@@ -1061,7 +1061,7 @@
     <w:basedOn w:val="DefaultParagraphFont"/>
     <w:link w:val="Title"/>
     <w:uiPriority w:val="10"/>
-    <w:rsid w:val="00A44BD3"/>
+    <w:rsid w:val="00CD4BD6"/>
     <w:rPr>
       <w:rFonts w:asciiTheme="majorHAnsi" w:eastAsiaTheme="majorEastAsia" w:hAnsiTheme="majorHAnsi" w:cstheme="majorBidi"/>
       <w:spacing w:val="-10"/>
@@ -1077,7 +1077,7 @@
     <w:link w:val="SubtitleChar"/>
     <w:uiPriority w:val="11"/>
     <w:qFormat/>
-    <w:rsid w:val="00A44BD3"/>
+    <w:rsid w:val="00CD4BD6"/>
     <w:pPr>
       <w:numPr>
         <w:ilvl w:val="1"/>
@@ -1096,7 +1096,7 @@
     <w:basedOn w:val="DefaultParagraphFont"/>
     <w:link w:val="Subtitle"/>
     <w:uiPriority w:val="11"/>
-    <w:rsid w:val="00A44BD3"/>
+    <w:rsid w:val="00CD4BD6"/>
     <w:rPr>
       <w:rFonts w:eastAsiaTheme="majorEastAsia" w:cstheme="majorBidi"/>
       <w:color w:val="595959" w:themeColor="text1" w:themeTint="A6"/>
@@ -1112,7 +1112,7 @@
     <w:link w:val="QuoteChar"/>
     <w:uiPriority w:val="29"/>
     <w:qFormat/>
-    <w:rsid w:val="00A44BD3"/>
+    <w:rsid w:val="00CD4BD6"/>
     <w:pPr>
       <w:spacing w:before="160"/>
       <w:jc w:val="center"/>
@@ -1128,7 +1128,7 @@
     <w:basedOn w:val="DefaultParagraphFont"/>
     <w:link w:val="Quote"/>
     <w:uiPriority w:val="29"/>
-    <w:rsid w:val="00A44BD3"/>
+    <w:rsid w:val="00CD4BD6"/>
     <w:rPr>
       <w:i/>
       <w:iCs/>
@@ -1140,7 +1140,7 @@
     <w:basedOn w:val="Normal"/>
     <w:uiPriority w:val="34"/>
     <w:qFormat/>
-    <w:rsid w:val="00A44BD3"/>
+    <w:rsid w:val="00CD4BD6"/>
     <w:pPr>
       <w:ind w:left="720"/>
       <w:contextualSpacing/>
@@ -1151,7 +1151,7 @@
     <w:basedOn w:val="DefaultParagraphFont"/>
     <w:uiPriority w:val="21"/>
     <w:qFormat/>
-    <w:rsid w:val="00A44BD3"/>
+    <w:rsid w:val="00CD4BD6"/>
     <w:rPr>
       <w:i/>
       <w:iCs/>
@@ -1165,7 +1165,7 @@
     <w:link w:val="IntenseQuoteChar"/>
     <w:uiPriority w:val="30"/>
     <w:qFormat/>
-    <w:rsid w:val="00A44BD3"/>
+    <w:rsid w:val="00CD4BD6"/>
     <w:pPr>
       <w:pBdr>
         <w:top w:val="single" w:sz="4" w:space="10" w:color="2E74B5" w:themeColor="accent1" w:themeShade="BF"/>
@@ -1186,7 +1186,7 @@
     <w:basedOn w:val="DefaultParagraphFont"/>
     <w:link w:val="IntenseQuote"/>
     <w:uiPriority w:val="30"/>
-    <w:rsid w:val="00A44BD3"/>
+    <w:rsid w:val="00CD4BD6"/>
     <w:rPr>
       <w:i/>
       <w:iCs/>
@@ -1198,7 +1198,7 @@
     <w:basedOn w:val="DefaultParagraphFont"/>
     <w:uiPriority w:val="32"/>
     <w:qFormat/>
-    <w:rsid w:val="00A44BD3"/>
+    <w:rsid w:val="00CD4BD6"/>
     <w:rPr>
       <w:b/>
       <w:bCs/>
